--- a/KUT_Mobilisation_Information_Request.docx
+++ b/KUT_Mobilisation_Information_Request.docx
@@ -181,7 +181,7 @@
               <w:rPr>
                 <w:sz w:val="18"/>
               </w:rPr>
-              <w:t>[FILL — name], Information Management</w:t>
+              <w:t>Mayanja Davis, Information Management</w:t>
             </w:r>
           </w:p>
         </w:tc>
@@ -335,7 +335,7 @@
           <w:b w:val="0"/>
           <w:i w:val="0"/>
         </w:rPr>
-        <w:t>The BIM Execution Plan and the Project Delivery Playbook are drafted and ready to issue. Eleven items in Section 15.1 of the plan must be settled before the kickoff, because they determine the project template every appointed party starts from. Training a team on standards that are not yet decided produces a team that has to be retrained, and models that have to be redone.</w:t>
+        <w:t>The mobilisation set is drafted and ready to issue: the BIM Execution Plan, the Project Delivery Playbook, the Document Control Standard and the Master Information Delivery Plan. Eleven items in Section 15.1 of the plan must be settled before the kickoff, because they determine the project template every appointed party starts from. Training a team on standards that are not yet decided produces a team that has to be retrained, and models that have to be redone.</w:t>
       </w:r>
     </w:p>
     <w:p>
@@ -344,7 +344,7 @@
           <w:b w:val="0"/>
           <w:i w:val="0"/>
         </w:rPr>
-        <w:t>This request lists those items in one place, states what each unblocks, and where the answer sits with the Appointing Party rather than the Lead Appointed Party, says so. Nothing here is a decision for information management to take alone.</w:t>
+        <w:t>Those eleven items are asked for here as nine requests — several of them are answered by the same document, and asking twice for one answer wastes your time. Section 5 lists the nine and what each unblocks. Where an answer sits with the Appointing Party rather than the Lead Appointed Party, it says so; nothing here is a decision for information management to take alone.</w:t>
       </w:r>
     </w:p>
     <w:tbl>
@@ -1868,7 +1868,7 @@
                 <w:b w:val="0"/>
                 <w:sz w:val="17"/>
               </w:rPr>
-              <w:t>That the seven volumes — Temple, Meetinghouse, Housing and Ancillary, Grounds, Utility, Guard House and site-wide — are correct and complete</w:t>
+              <w:t>That the volumes are correct and complete: Temple, Meetinghouse, Housing and ancillary, Grounds building, Utility building, Guard house, Site-wide and external works</w:t>
             </w:r>
           </w:p>
         </w:tc>
@@ -2835,6 +2835,197 @@
                 <w:sz w:val="17"/>
               </w:rPr>
               <w:t>BEP 12.1</w:t>
+            </w:r>
+          </w:p>
+        </w:tc>
+      </w:tr>
+      <w:tr>
+        <w:tc>
+          <w:tcPr>
+            <w:tcW w:type="dxa" w:w="4195"/>
+          </w:tcPr>
+          <w:p>
+            <w:pPr>
+              <w:spacing w:after="40"/>
+            </w:pPr>
+            <w:r>
+              <w:rPr>
+                <w:sz w:val="17"/>
+              </w:rPr>
+            </w:r>
+            <w:r>
+              <w:rPr>
+                <w:b w:val="0"/>
+                <w:sz w:val="17"/>
+              </w:rPr>
+              <w:t>Sheet number banding — the first digit of a sheet number carries meaning. Three schemes were in use across earlier drafts and one must be adopted</w:t>
+            </w:r>
+          </w:p>
+        </w:tc>
+        <w:tc>
+          <w:tcPr>
+            <w:tcW w:type="dxa" w:w="3402"/>
+          </w:tcPr>
+          <w:p>
+            <w:pPr>
+              <w:spacing w:after="40"/>
+            </w:pPr>
+            <w:r>
+              <w:rPr>
+                <w:sz w:val="17"/>
+              </w:rPr>
+            </w:r>
+            <w:r>
+              <w:rPr>
+                <w:b w:val="0"/>
+                <w:sz w:val="17"/>
+              </w:rPr>
+              <w:t>All discipline leads</w:t>
+            </w:r>
+          </w:p>
+        </w:tc>
+        <w:tc>
+          <w:tcPr>
+            <w:tcW w:type="dxa" w:w="1814"/>
+          </w:tcPr>
+          <w:p>
+            <w:pPr>
+              <w:spacing w:after="40"/>
+            </w:pPr>
+            <w:r>
+              <w:rPr>
+                <w:sz w:val="17"/>
+              </w:rPr>
+            </w:r>
+            <w:r>
+              <w:rPr>
+                <w:b w:val="0"/>
+                <w:sz w:val="17"/>
+              </w:rPr>
+              <w:t>Document Control Standard 3</w:t>
+            </w:r>
+          </w:p>
+        </w:tc>
+      </w:tr>
+      <w:tr>
+        <w:tc>
+          <w:tcPr>
+            <w:tcW w:type="dxa" w:w="4195"/>
+          </w:tcPr>
+          <w:p>
+            <w:pPr>
+              <w:spacing w:after="40"/>
+            </w:pPr>
+            <w:r>
+              <w:rPr>
+                <w:sz w:val="17"/>
+              </w:rPr>
+            </w:r>
+            <w:r>
+              <w:rPr>
+                <w:b w:val="0"/>
+                <w:sz w:val="17"/>
+              </w:rPr>
+              <w:t>FF&amp;E catalogue scope — which categories are procured and specified through the catalogue, which sets what must be linked at handover</w:t>
+            </w:r>
+          </w:p>
+        </w:tc>
+        <w:tc>
+          <w:tcPr>
+            <w:tcW w:type="dxa" w:w="3402"/>
+          </w:tcPr>
+          <w:p>
+            <w:pPr>
+              <w:spacing w:after="40"/>
+            </w:pPr>
+            <w:r>
+              <w:rPr>
+                <w:sz w:val="17"/>
+              </w:rPr>
+            </w:r>
+            <w:r>
+              <w:rPr>
+                <w:b w:val="0"/>
+                <w:sz w:val="17"/>
+              </w:rPr>
+              <w:t>Interior designer, Appointing Party</w:t>
+            </w:r>
+          </w:p>
+        </w:tc>
+        <w:tc>
+          <w:tcPr>
+            <w:tcW w:type="dxa" w:w="1814"/>
+          </w:tcPr>
+          <w:p>
+            <w:pPr>
+              <w:spacing w:after="40"/>
+            </w:pPr>
+            <w:r>
+              <w:rPr>
+                <w:sz w:val="17"/>
+              </w:rPr>
+            </w:r>
+            <w:r>
+              <w:rPr>
+                <w:b w:val="0"/>
+                <w:sz w:val="17"/>
+              </w:rPr>
+              <w:t>BEP 15.2 item 18a</w:t>
+            </w:r>
+          </w:p>
+        </w:tc>
+      </w:tr>
+    </w:tbl>
+    <w:p>
+      <w:pPr>
+        <w:spacing w:after="40"/>
+      </w:pPr>
+    </w:p>
+    <w:tbl>
+      <w:tblPr>
+        <w:tblW w:type="auto" w:w="0"/>
+        <w:jc w:val="left"/>
+        <w:tblLook w:firstColumn="1" w:firstRow="1" w:lastColumn="0" w:lastRow="0" w:noHBand="0" w:noVBand="1" w:val="04A0"/>
+      </w:tblPr>
+      <w:tblGrid>
+        <w:gridCol w:w="9412"/>
+      </w:tblGrid>
+      <w:tr>
+        <w:tc>
+          <w:tcPr>
+            <w:tcW w:type="dxa" w:w="9412"/>
+            <w:shd w:val="clear" w:fill="F4F6F9"/>
+            <w:tcMar>
+              <w:top w:w="100" w:type="dxa"/>
+              <w:start w:w="140" w:type="dxa"/>
+              <w:bottom w:w="100" w:type="dxa"/>
+              <w:end w:w="140" w:type="dxa"/>
+            </w:tcMar>
+          </w:tcPr>
+          <w:p>
+            <w:r>
+              <w:rPr>
+                <w:b/>
+                <w:color w:val="1F3654"/>
+                <w:sz w:val="17"/>
+              </w:rPr>
+              <w:t>ONE THAT BLOCKS DRAWING PRODUCTION</w:t>
+            </w:r>
+          </w:p>
+          <w:p>
+            <w:r>
+              <w:rPr>
+                <w:b/>
+                <w:sz w:val="19"/>
+              </w:rPr>
+              <w:t>No sheet numbers can be allocated until the banding is settled.</w:t>
+            </w:r>
+            <w:r>
+              <w:rPr>
+                <w:b w:val="0"/>
+                <w:sz w:val="19"/>
+              </w:rPr>
+              <w:t xml:space="preserve"> A sheet renumbered after issue invalidates every drawing reference, every transmittal and every register row that names it. It is a five-minute decision at the kickoff and an expensive one afterwards.</w:t>
             </w:r>
           </w:p>
         </w:tc>
